--- a/docs/lista_louvores/Textos_Louvores/RECEBEMOS A MISSÃO.docx
+++ b/docs/lista_louvores/Textos_Louvores/RECEBEMOS A MISSÃO.docx
@@ -4,91 +4,48 @@
   <w:body>
     <w:p>
       <w:pPr>
-        <w:pStyle w:val="PargrafodaLista"/>
-        <w:numPr>
-          <w:ilvl w:val="0"/>
-          <w:numId w:val="2"/>
-        </w:numPr>
-        <w:tabs>
-          <w:tab w:val="clear" w:pos="360"/>
-          <w:tab w:val="num" w:pos="66"/>
-        </w:tabs>
+        <w:pStyle w:val="Ttulo1"/>
+        <w:rPr>
+          <w:b/>
+          <w:bCs/>
+        </w:rPr>
+      </w:pPr>
+      <w:r>
+        <w:t>RECEBEMOS A MISSÃO</w:t>
+      </w:r>
+    </w:p>
+    <w:p>
+      <w:pPr>
         <w:autoSpaceDE w:val="0"/>
         <w:autoSpaceDN w:val="0"/>
         <w:adjustRightInd w:val="0"/>
-        <w:spacing w:before="80" w:after="240" w:line="240" w:lineRule="auto"/>
-        <w:ind w:left="68" w:firstLine="0"/>
-        <w:contextualSpacing w:val="0"/>
-        <w:jc w:val="both"/>
-        <w:rPr>
-          <w:rFonts w:ascii="Times New Roman" w:hAnsi="Times New Roman" w:cs="Times New Roman"/>
-          <w:b/>
-          <w:bCs/>
-          <w:color w:val="000000"/>
-          <w:sz w:val="28"/>
-          <w:szCs w:val="28"/>
+        <w:rPr>
+          <w:rFonts w:ascii="Times New Roman" w:hAnsi="Times New Roman"/>
         </w:rPr>
       </w:pPr>
       <w:r>
         <w:rPr>
-          <w:rFonts w:ascii="Times New Roman" w:hAnsi="Times New Roman" w:cs="Times New Roman"/>
-          <w:color w:val="000000"/>
-          <w:sz w:val="28"/>
-          <w:szCs w:val="28"/>
-        </w:rPr>
-        <w:t>Recebemos a missão</w:t>
-      </w:r>
-    </w:p>
-    <w:p>
-      <w:pPr>
-        <w:pStyle w:val="PargrafodaLista"/>
-        <w:numPr>
-          <w:ilvl w:val="0"/>
-          <w:numId w:val="1"/>
-        </w:numPr>
-        <w:autoSpaceDE w:val="0"/>
-        <w:autoSpaceDN w:val="0"/>
-        <w:adjustRightInd w:val="0"/>
-        <w:spacing w:before="80" w:line="240" w:lineRule="auto"/>
-        <w:ind w:left="922"/>
-        <w:contextualSpacing w:val="0"/>
-        <w:rPr>
-          <w:rFonts w:ascii="Times New Roman" w:hAnsi="Times New Roman" w:cs="Times New Roman"/>
-          <w:sz w:val="24"/>
-          <w:szCs w:val="24"/>
-        </w:rPr>
-      </w:pPr>
-      <w:r>
-        <w:rPr>
-          <w:rFonts w:ascii="Times New Roman" w:hAnsi="Times New Roman" w:cs="Times New Roman"/>
-          <w:sz w:val="24"/>
-          <w:szCs w:val="24"/>
+          <w:rFonts w:ascii="Times New Roman" w:hAnsi="Times New Roman"/>
         </w:rPr>
         <w:t xml:space="preserve">Recebemos a missão </w:t>
       </w:r>
       <w:r>
         <w:rPr>
-          <w:rFonts w:ascii="Times New Roman" w:hAnsi="Times New Roman" w:cs="Times New Roman"/>
-          <w:sz w:val="24"/>
-          <w:szCs w:val="24"/>
+          <w:rFonts w:ascii="Times New Roman" w:hAnsi="Times New Roman"/>
         </w:rPr>
         <w:br/>
         <w:t xml:space="preserve">de ao mundo proclamar </w:t>
       </w:r>
       <w:r>
         <w:rPr>
-          <w:rFonts w:ascii="Times New Roman" w:hAnsi="Times New Roman" w:cs="Times New Roman"/>
-          <w:sz w:val="24"/>
-          <w:szCs w:val="24"/>
+          <w:rFonts w:ascii="Times New Roman" w:hAnsi="Times New Roman"/>
         </w:rPr>
         <w:br/>
         <w:t xml:space="preserve">A Palavra de quem fez </w:t>
       </w:r>
       <w:r>
         <w:rPr>
-          <w:rFonts w:ascii="Times New Roman" w:hAnsi="Times New Roman" w:cs="Times New Roman"/>
-          <w:sz w:val="24"/>
-          <w:szCs w:val="24"/>
+          <w:rFonts w:ascii="Times New Roman" w:hAnsi="Times New Roman"/>
         </w:rPr>
         <w:br/>
         <w:t>o universo, a terra e o mar</w:t>
@@ -96,54 +53,36 @@
     </w:p>
     <w:p>
       <w:pPr>
-        <w:pStyle w:val="PargrafodaLista"/>
-        <w:numPr>
-          <w:ilvl w:val="0"/>
-          <w:numId w:val="1"/>
-        </w:numPr>
         <w:autoSpaceDE w:val="0"/>
         <w:autoSpaceDN w:val="0"/>
         <w:adjustRightInd w:val="0"/>
-        <w:spacing w:before="80" w:line="240" w:lineRule="auto"/>
-        <w:ind w:left="922"/>
-        <w:contextualSpacing w:val="0"/>
-        <w:rPr>
-          <w:rFonts w:ascii="Times New Roman" w:hAnsi="Times New Roman" w:cs="Times New Roman"/>
-          <w:sz w:val="24"/>
-          <w:szCs w:val="24"/>
+        <w:rPr>
+          <w:rFonts w:ascii="Times New Roman" w:hAnsi="Times New Roman"/>
         </w:rPr>
       </w:pPr>
       <w:r>
         <w:rPr>
-          <w:rFonts w:ascii="Times New Roman" w:hAnsi="Times New Roman" w:cs="Times New Roman"/>
-          <w:sz w:val="24"/>
-          <w:szCs w:val="24"/>
+          <w:rFonts w:ascii="Times New Roman" w:hAnsi="Times New Roman"/>
         </w:rPr>
         <w:t xml:space="preserve">Recebemos dom de Deus, </w:t>
       </w:r>
       <w:r>
         <w:rPr>
-          <w:rFonts w:ascii="Times New Roman" w:hAnsi="Times New Roman" w:cs="Times New Roman"/>
-          <w:sz w:val="24"/>
-          <w:szCs w:val="24"/>
+          <w:rFonts w:ascii="Times New Roman" w:hAnsi="Times New Roman"/>
         </w:rPr>
         <w:br/>
         <w:t xml:space="preserve">não devemos fracassar </w:t>
       </w:r>
       <w:r>
         <w:rPr>
-          <w:rFonts w:ascii="Times New Roman" w:hAnsi="Times New Roman" w:cs="Times New Roman"/>
-          <w:sz w:val="24"/>
-          <w:szCs w:val="24"/>
+          <w:rFonts w:ascii="Times New Roman" w:hAnsi="Times New Roman"/>
         </w:rPr>
         <w:br/>
         <w:t xml:space="preserve">A Palavra do Senhor, </w:t>
       </w:r>
       <w:r>
         <w:rPr>
-          <w:rFonts w:ascii="Times New Roman" w:hAnsi="Times New Roman" w:cs="Times New Roman"/>
-          <w:sz w:val="24"/>
-          <w:szCs w:val="24"/>
+          <w:rFonts w:ascii="Times New Roman" w:hAnsi="Times New Roman"/>
         </w:rPr>
         <w:br/>
         <w:t>a paz, o amor anunciar</w:t>
@@ -151,112 +90,88 @@
     </w:p>
     <w:p>
       <w:pPr>
-        <w:pStyle w:val="PargrafodaLista"/>
-        <w:numPr>
-          <w:ilvl w:val="0"/>
-          <w:numId w:val="1"/>
-        </w:numPr>
         <w:autoSpaceDE w:val="0"/>
         <w:autoSpaceDN w:val="0"/>
         <w:adjustRightInd w:val="0"/>
-        <w:spacing w:before="80" w:line="240" w:lineRule="auto"/>
-        <w:ind w:left="922"/>
-        <w:contextualSpacing w:val="0"/>
-        <w:rPr>
-          <w:rFonts w:ascii="Times New Roman" w:hAnsi="Times New Roman" w:cs="Times New Roman"/>
-          <w:sz w:val="24"/>
-          <w:szCs w:val="24"/>
+        <w:rPr>
+          <w:rFonts w:ascii="Times New Roman" w:hAnsi="Times New Roman"/>
         </w:rPr>
       </w:pPr>
       <w:r>
         <w:rPr>
-          <w:rFonts w:ascii="Times New Roman" w:hAnsi="Times New Roman" w:cs="Times New Roman"/>
-          <w:sz w:val="24"/>
-          <w:szCs w:val="24"/>
+          <w:rFonts w:ascii="Times New Roman" w:hAnsi="Times New Roman"/>
         </w:rPr>
         <w:t>Somos de Deus, Somos do Senhor</w:t>
       </w:r>
       <w:r>
         <w:rPr>
-          <w:rFonts w:ascii="Times New Roman" w:hAnsi="Times New Roman" w:cs="Times New Roman"/>
-          <w:sz w:val="24"/>
-          <w:szCs w:val="24"/>
+          <w:rFonts w:ascii="Times New Roman" w:hAnsi="Times New Roman"/>
         </w:rPr>
         <w:br/>
-        <w:t>A imagem do Senhor, unidos pelo amor... [2X]</w:t>
+        <w:t>A imagem do Senhor, unidos pelo amor...</w:t>
+      </w:r>
+      <w:r>
+        <w:rPr>
+          <w:rFonts w:ascii="Times New Roman" w:hAnsi="Times New Roman"/>
+        </w:rPr>
+        <w:br/>
+      </w:r>
+      <w:r>
+        <w:rPr>
+          <w:rFonts w:ascii="Times New Roman" w:hAnsi="Times New Roman"/>
+        </w:rPr>
+        <w:t>Somos de Deus, Somos do Senhor</w:t>
+      </w:r>
+      <w:r>
+        <w:rPr>
+          <w:rFonts w:ascii="Times New Roman" w:hAnsi="Times New Roman"/>
+        </w:rPr>
+        <w:br/>
+        <w:t>A imagem do Senhor, unidos pelo amor...</w:t>
       </w:r>
     </w:p>
     <w:p>
       <w:pPr>
-        <w:pStyle w:val="PargrafodaLista"/>
-        <w:numPr>
-          <w:ilvl w:val="0"/>
-          <w:numId w:val="1"/>
-        </w:numPr>
         <w:autoSpaceDE w:val="0"/>
         <w:autoSpaceDN w:val="0"/>
         <w:adjustRightInd w:val="0"/>
-        <w:spacing w:before="80" w:line="240" w:lineRule="auto"/>
-        <w:ind w:left="922"/>
-        <w:contextualSpacing w:val="0"/>
-        <w:rPr>
-          <w:rFonts w:ascii="Times New Roman" w:hAnsi="Times New Roman" w:cs="Times New Roman"/>
-          <w:sz w:val="24"/>
-          <w:szCs w:val="24"/>
+        <w:rPr>
+          <w:rFonts w:ascii="Times New Roman" w:hAnsi="Times New Roman"/>
+          <w:b/>
+          <w:bCs/>
         </w:rPr>
       </w:pPr>
       <w:r>
         <w:rPr>
-          <w:rFonts w:ascii="Times New Roman" w:hAnsi="Times New Roman" w:cs="Times New Roman"/>
-          <w:sz w:val="24"/>
-          <w:szCs w:val="24"/>
+          <w:rFonts w:ascii="Times New Roman" w:hAnsi="Times New Roman"/>
+          <w:b/>
+          <w:bCs/>
         </w:rPr>
         <w:t>[REPETE ACIMA]</w:t>
       </w:r>
     </w:p>
     <w:p>
       <w:pPr>
-        <w:pStyle w:val="PargrafodaLista"/>
-        <w:numPr>
-          <w:ilvl w:val="0"/>
-          <w:numId w:val="1"/>
-        </w:numPr>
         <w:autoSpaceDE w:val="0"/>
         <w:autoSpaceDN w:val="0"/>
         <w:adjustRightInd w:val="0"/>
-        <w:spacing w:before="80" w:line="240" w:lineRule="auto"/>
-        <w:ind w:left="922"/>
-        <w:contextualSpacing w:val="0"/>
-        <w:rPr>
-          <w:rFonts w:ascii="Times New Roman" w:eastAsiaTheme="minorEastAsia" w:hAnsi="Times New Roman" w:cs="Times New Roman"/>
-          <w:sz w:val="24"/>
-          <w:szCs w:val="24"/>
+        <w:rPr>
+          <w:rFonts w:ascii="Times New Roman" w:eastAsiaTheme="minorEastAsia" w:hAnsi="Times New Roman"/>
         </w:rPr>
       </w:pPr>
       <w:r>
         <w:rPr>
-          <w:rFonts w:ascii="Times New Roman" w:hAnsi="Times New Roman" w:cs="Times New Roman"/>
-          <w:sz w:val="24"/>
-          <w:szCs w:val="24"/>
+          <w:rFonts w:ascii="Times New Roman" w:hAnsi="Times New Roman"/>
         </w:rPr>
         <w:t>Unidos pelo amor!</w:t>
       </w:r>
       <w:r>
         <w:rPr>
-          <w:rFonts w:ascii="Times New Roman" w:hAnsi="Times New Roman" w:cs="Times New Roman"/>
-          <w:sz w:val="24"/>
-          <w:szCs w:val="24"/>
+          <w:rFonts w:ascii="Times New Roman" w:hAnsi="Times New Roman"/>
         </w:rPr>
         <w:br/>
         <w:t>Unidos pelo amor!</w:t>
       </w:r>
-    </w:p>
-    <w:p>
-      <w:pPr>
-        <w:rPr>
-          <w:rFonts w:ascii="Times New Roman" w:hAnsi="Times New Roman"/>
-        </w:rPr>
-      </w:pPr>
     </w:p>
     <w:sectPr>
       <w:pgSz w:w="11906" w:h="16838"/>
